--- a/resumes/Vannetta_Haney_Senior_FPA_Analyst_Resume.docx
+++ b/resumes/Vannetta_Haney_Senior_FPA_Analyst_Resume.docx
@@ -1046,7 +1046,7 @@
           <w:i/>
           <w:sz w:val="18"/>
         </w:rPr>
-        <w:t>Plus 88 additional course certificates, including FP&amp;A Foundations and FP&amp;A Modeling: Variance Analysis &amp; Forecasting (IBM), SQL for Data Science (UC Davis), and Fundamentals of Quantitative Modeling (Wharton). All 2026.</w:t>
+        <w:t>Plus 88 additional course certificates, including Customer Success: Reducing Churn &amp; Growing Revenue (Wiley), Marketing Analytics Mastery: KPIs, Funnels &amp; Growth (LearnKartS), Analyze Users &amp; Optimize Product Retention (Coursera), FP&amp;A Foundations and FP&amp;A Modeling: Variance Analysis &amp; Forecasting (IBM), SQL for Data Science (UC Davis), and Fundamentals of Quantitative Modeling (Wharton). All 2026.</w:t>
       </w:r>
     </w:p>
     <w:sectPr>
